--- a/2022年/2022年9月中国电子学会软件编程图形化等级考试4级.docx
+++ b/2022年/2022年9月中国电子学会软件编程图形化等级考试4级.docx
@@ -1,43 +1,5 @@
 
-<file path=docProps\app.xml><?xml version="1.0" encoding="utf-8"?>
-<Properties xmlns="http://schemas.openxmlformats.org/officeDocument/2006/extended-properties" xmlns:vt="http://schemas.openxmlformats.org/officeDocument/2006/docPropsVTypes">
-  <Template>Normal.dotm</Template>
-  <Pages>44</Pages>
-  <Words>5863</Words>
-  <Characters>6661</Characters>
-  <Lines>93</Lines>
-  <Paragraphs>26</Paragraphs>
-  <TotalTime>39</TotalTime>
-  <ScaleCrop>false</ScaleCrop>
-  <LinksUpToDate>false</LinksUpToDate>
-  <CharactersWithSpaces>6903</CharactersWithSpaces>
-  <Application>WPS Office_11.1.0.12358_F1E327BC-269C-435d-A152-05C5408002CA</Application>
-  <DocSecurity>0</DocSecurity>
-</Properties>
-</file>
-
-<file path=docProps\core.xml><?xml version="1.0" encoding="utf-8"?>
-<cp:coreProperties xmlns:cp="http://schemas.openxmlformats.org/package/2006/metadata/core-properties" xmlns:dc="http://purl.org/dc/elements/1.1/" xmlns:dcterms="http://purl.org/dc/terms/" xmlns:dcmitype="http://purl.org/dc/dcmitype/" xmlns:xsi="http://www.w3.org/2001/XMLSchema-instance">
-  <dcterms:created xsi:type="dcterms:W3CDTF">2022-10-11T02:45:00Z</dcterms:created>
-  <dc:creator>wang xiaoqing</dc:creator>
-  <cp:lastModifiedBy>Fence″</cp:lastModifiedBy>
-  <dcterms:modified xsi:type="dcterms:W3CDTF">2022-10-11T03:30:18Z</dcterms:modified>
-  <cp:revision>1</cp:revision>
-</cp:coreProperties>
-</file>
-
-<file path=docProps\custom.xml><?xml version="1.0" encoding="utf-8"?>
-<Properties xmlns="http://schemas.openxmlformats.org/officeDocument/2006/custom-properties" xmlns:vt="http://schemas.openxmlformats.org/officeDocument/2006/docPropsVTypes">
-  <property fmtid="{D5CDD505-2E9C-101B-9397-08002B2CF9AE}" pid="2" name="KSOProductBuildVer">
-    <vt:lpwstr>2052-11.1.0.12358</vt:lpwstr>
-  </property>
-  <property fmtid="{D5CDD505-2E9C-101B-9397-08002B2CF9AE}" pid="3" name="ICV">
-    <vt:lpwstr>F1A05597C8B843059F667853EB97187B</vt:lpwstr>
-  </property>
-</Properties>
-</file>
-
-<file path=word\document.xml><?xml version="1.0" encoding="utf-8"?>
+<file path=word/document.xml><?xml version="1.0" encoding="utf-8"?>
 <w:document xmlns:w="http://schemas.openxmlformats.org/wordprocessingml/2006/main" xmlns:r="http://schemas.openxmlformats.org/officeDocument/2006/relationships" xmlns:wp="http://schemas.openxmlformats.org/drawingml/2006/wordprocessingDrawing" xmlns:a="http://schemas.openxmlformats.org/drawingml/2006/main" xmlns:pic="http://schemas.openxmlformats.org/drawingml/2006/picture">
   <w:body>
     <w:p>
@@ -751,23 +713,23 @@
               </w:rPr>
               <w:drawing>
                 <wp:inline distT="0" distB="0" distL="0" distR="0">
-                  <wp:extent cx="2571750" cy="2857500"/>
+                  <wp:extent cx="250190" cy="214630"/>
                   <wp:effectExtent l="0" t="0" r="0" b="0"/>
-                  <wp:docPr id="107" name="Picture 107" descr="image"/>
+                  <wp:docPr id="190" name="Picture 190" descr="image"/>
                   <wp:cNvGraphicFramePr>
-                    <a:graphicFrameLocks xmlns:a="http://schemas.openxmlformats.org/drawingml/2006/main" noChangeAspect="1"/>
+                    <a:graphicFrameLocks noChangeAspect="1"/>
                   </wp:cNvGraphicFramePr>
-                  <a:graphic xmlns:a="http://schemas.openxmlformats.org/drawingml/2006/main">
+                  <a:graphic>
                     <a:graphicData uri="http://schemas.openxmlformats.org/drawingml/2006/picture">
-                      <pic:pic xmlns:pic="http://schemas.openxmlformats.org/drawingml/2006/picture">
+                      <pic:pic>
                         <pic:nvPicPr>
-                          <pic:cNvPr id="107" name="Picture 107" descr="image"/>
+                          <pic:cNvPr id="190" name="Picture 190" descr="image"/>
                           <pic:cNvPicPr>
                             <a:picLocks noChangeAspect="1"/>
                           </pic:cNvPicPr>
                         </pic:nvPicPr>
                         <pic:blipFill>
-                          <a:blip r:embed="rId6|rId8"/>
+                          <a:blip r:embed="rId6"/>
                           <a:stretch>
                             <a:fillRect/>
                           </a:stretch>
@@ -775,7 +737,44 @@
                         <pic:spPr>
                           <a:xfrm>
                             <a:off x="0" y="0"/>
-                            <a:ext cx="2571750" cy="2857500"/>
+                            <a:ext cx="250190" cy="214630"/>
+                          </a:xfrm>
+                          <a:prstGeom prst="rect">
+                            <a:avLst/>
+                          </a:prstGeom>
+                        </pic:spPr>
+                      </pic:pic>
+                    </a:graphicData>
+                  </a:graphic>
+                </wp:inline>
+              </w:drawing>
+              <w:drawing>
+                <wp:inline distT="0" distB="0" distL="0" distR="0">
+                  <wp:extent cx="2011680" cy="1427480"/>
+                  <wp:effectExtent l="0" t="0" r="0" b="0"/>
+                  <wp:docPr id="191" name="Picture 191" descr="image"/>
+                  <wp:cNvGraphicFramePr>
+                    <a:graphicFrameLocks noChangeAspect="1"/>
+                  </wp:cNvGraphicFramePr>
+                  <a:graphic>
+                    <a:graphicData uri="http://schemas.openxmlformats.org/drawingml/2006/picture">
+                      <pic:pic>
+                        <pic:nvPicPr>
+                          <pic:cNvPr id="191" name="Picture 191" descr="image"/>
+                          <pic:cNvPicPr>
+                            <a:picLocks noChangeAspect="1"/>
+                          </pic:cNvPicPr>
+                        </pic:nvPicPr>
+                        <pic:blipFill>
+                          <a:blip r:embed="rId8"/>
+                          <a:stretch>
+                            <a:fillRect/>
+                          </a:stretch>
+                        </pic:blipFill>
+                        <pic:spPr>
+                          <a:xfrm>
+                            <a:off x="0" y="0"/>
+                            <a:ext cx="2011680" cy="1427480"/>
                           </a:xfrm>
                           <a:prstGeom prst="rect">
                             <a:avLst/>
@@ -839,23 +838,23 @@
               </w:rPr>
               <w:drawing>
                 <wp:inline distT="0" distB="0" distL="0" distR="0">
-                  <wp:extent cx="2571750" cy="2857500"/>
+                  <wp:extent cx="183802" cy="157678"/>
                   <wp:effectExtent l="0" t="0" r="0" b="0"/>
-                  <wp:docPr id="108" name="Picture 108" descr="image"/>
+                  <wp:docPr id="192" name="Picture 192" descr="image"/>
                   <wp:cNvGraphicFramePr>
-                    <a:graphicFrameLocks xmlns:a="http://schemas.openxmlformats.org/drawingml/2006/main" noChangeAspect="1"/>
+                    <a:graphicFrameLocks noChangeAspect="1"/>
                   </wp:cNvGraphicFramePr>
-                  <a:graphic xmlns:a="http://schemas.openxmlformats.org/drawingml/2006/main">
+                  <a:graphic>
                     <a:graphicData uri="http://schemas.openxmlformats.org/drawingml/2006/picture">
-                      <pic:pic xmlns:pic="http://schemas.openxmlformats.org/drawingml/2006/picture">
+                      <pic:pic>
                         <pic:nvPicPr>
-                          <pic:cNvPr id="108" name="Picture 108" descr="image"/>
+                          <pic:cNvPr id="192" name="Picture 192" descr="image"/>
                           <pic:cNvPicPr>
                             <a:picLocks noChangeAspect="1"/>
                           </pic:cNvPicPr>
                         </pic:nvPicPr>
                         <pic:blipFill>
-                          <a:blip r:embed="rId6|rId9"/>
+                          <a:blip r:embed="rId6"/>
                           <a:stretch>
                             <a:fillRect/>
                           </a:stretch>
@@ -863,7 +862,44 @@
                         <pic:spPr>
                           <a:xfrm>
                             <a:off x="0" y="0"/>
-                            <a:ext cx="2571750" cy="2857500"/>
+                            <a:ext cx="183802" cy="157678"/>
+                          </a:xfrm>
+                          <a:prstGeom prst="rect">
+                            <a:avLst/>
+                          </a:prstGeom>
+                        </pic:spPr>
+                      </pic:pic>
+                    </a:graphicData>
+                  </a:graphic>
+                </wp:inline>
+              </w:drawing>
+              <w:drawing>
+                <wp:inline distT="0" distB="0" distL="0" distR="0">
+                  <wp:extent cx="2695923" cy="1048699"/>
+                  <wp:effectExtent l="0" t="0" r="0" b="0"/>
+                  <wp:docPr id="193" name="Picture 193" descr="image"/>
+                  <wp:cNvGraphicFramePr>
+                    <a:graphicFrameLocks noChangeAspect="1"/>
+                  </wp:cNvGraphicFramePr>
+                  <a:graphic>
+                    <a:graphicData uri="http://schemas.openxmlformats.org/drawingml/2006/picture">
+                      <pic:pic>
+                        <pic:nvPicPr>
+                          <pic:cNvPr id="193" name="Picture 193" descr="image"/>
+                          <pic:cNvPicPr>
+                            <a:picLocks noChangeAspect="1"/>
+                          </pic:cNvPicPr>
+                        </pic:nvPicPr>
+                        <pic:blipFill>
+                          <a:blip r:embed="rId9"/>
+                          <a:stretch>
+                            <a:fillRect/>
+                          </a:stretch>
+                        </pic:blipFill>
+                        <pic:spPr>
+                          <a:xfrm>
+                            <a:off x="0" y="0"/>
+                            <a:ext cx="2695923" cy="1048699"/>
                           </a:xfrm>
                           <a:prstGeom prst="rect">
                             <a:avLst/>
@@ -932,23 +968,23 @@
               </w:rPr>
               <w:drawing>
                 <wp:inline distT="0" distB="0" distL="0" distR="0">
-                  <wp:extent cx="2571750" cy="2857500"/>
+                  <wp:extent cx="250190" cy="214630"/>
                   <wp:effectExtent l="0" t="0" r="0" b="0"/>
-                  <wp:docPr id="109" name="Picture 109" descr="image"/>
+                  <wp:docPr id="194" name="Picture 194" descr="image"/>
                   <wp:cNvGraphicFramePr>
-                    <a:graphicFrameLocks xmlns:a="http://schemas.openxmlformats.org/drawingml/2006/main" noChangeAspect="1"/>
+                    <a:graphicFrameLocks noChangeAspect="1"/>
                   </wp:cNvGraphicFramePr>
-                  <a:graphic xmlns:a="http://schemas.openxmlformats.org/drawingml/2006/main">
+                  <a:graphic>
                     <a:graphicData uri="http://schemas.openxmlformats.org/drawingml/2006/picture">
-                      <pic:pic xmlns:pic="http://schemas.openxmlformats.org/drawingml/2006/picture">
+                      <pic:pic>
                         <pic:nvPicPr>
-                          <pic:cNvPr id="109" name="Picture 109" descr="image"/>
+                          <pic:cNvPr id="194" name="Picture 194" descr="image"/>
                           <pic:cNvPicPr>
                             <a:picLocks noChangeAspect="1"/>
                           </pic:cNvPicPr>
                         </pic:nvPicPr>
                         <pic:blipFill>
-                          <a:blip r:embed="rId5|rId10"/>
+                          <a:blip r:embed="rId5"/>
                           <a:stretch>
                             <a:fillRect/>
                           </a:stretch>
@@ -956,7 +992,44 @@
                         <pic:spPr>
                           <a:xfrm>
                             <a:off x="0" y="0"/>
-                            <a:ext cx="2571750" cy="2857500"/>
+                            <a:ext cx="250190" cy="214630"/>
+                          </a:xfrm>
+                          <a:prstGeom prst="rect">
+                            <a:avLst/>
+                          </a:prstGeom>
+                        </pic:spPr>
+                      </pic:pic>
+                    </a:graphicData>
+                  </a:graphic>
+                </wp:inline>
+              </w:drawing>
+              <w:drawing>
+                <wp:inline distT="0" distB="0" distL="0" distR="0">
+                  <wp:extent cx="1132840" cy="1427480"/>
+                  <wp:effectExtent l="0" t="0" r="0" b="0"/>
+                  <wp:docPr id="195" name="Picture 195" descr="image"/>
+                  <wp:cNvGraphicFramePr>
+                    <a:graphicFrameLocks noChangeAspect="1"/>
+                  </wp:cNvGraphicFramePr>
+                  <a:graphic>
+                    <a:graphicData uri="http://schemas.openxmlformats.org/drawingml/2006/picture">
+                      <pic:pic>
+                        <pic:nvPicPr>
+                          <pic:cNvPr id="195" name="Picture 195" descr="image"/>
+                          <pic:cNvPicPr>
+                            <a:picLocks noChangeAspect="1"/>
+                          </pic:cNvPicPr>
+                        </pic:nvPicPr>
+                        <pic:blipFill>
+                          <a:blip r:embed="rId10"/>
+                          <a:stretch>
+                            <a:fillRect/>
+                          </a:stretch>
+                        </pic:blipFill>
+                        <pic:spPr>
+                          <a:xfrm>
+                            <a:off x="0" y="0"/>
+                            <a:ext cx="1132840" cy="1427480"/>
                           </a:xfrm>
                           <a:prstGeom prst="rect">
                             <a:avLst/>
@@ -1020,23 +1093,23 @@
               </w:rPr>
               <w:drawing>
                 <wp:inline distT="0" distB="0" distL="0" distR="0">
-                  <wp:extent cx="2571750" cy="2857500"/>
+                  <wp:extent cx="250190" cy="214630"/>
                   <wp:effectExtent l="0" t="0" r="0" b="0"/>
-                  <wp:docPr id="110" name="Picture 110" descr="image"/>
+                  <wp:docPr id="196" name="Picture 196" descr="image"/>
                   <wp:cNvGraphicFramePr>
-                    <a:graphicFrameLocks xmlns:a="http://schemas.openxmlformats.org/drawingml/2006/main" noChangeAspect="1"/>
+                    <a:graphicFrameLocks noChangeAspect="1"/>
                   </wp:cNvGraphicFramePr>
-                  <a:graphic xmlns:a="http://schemas.openxmlformats.org/drawingml/2006/main">
+                  <a:graphic>
                     <a:graphicData uri="http://schemas.openxmlformats.org/drawingml/2006/picture">
-                      <pic:pic xmlns:pic="http://schemas.openxmlformats.org/drawingml/2006/picture">
+                      <pic:pic>
                         <pic:nvPicPr>
-                          <pic:cNvPr id="110" name="Picture 110" descr="image"/>
+                          <pic:cNvPr id="196" name="Picture 196" descr="image"/>
                           <pic:cNvPicPr>
                             <a:picLocks noChangeAspect="1"/>
                           </pic:cNvPicPr>
                         </pic:nvPicPr>
                         <pic:blipFill>
-                          <a:blip r:embed="rId6|rId11"/>
+                          <a:blip r:embed="rId6"/>
                           <a:stretch>
                             <a:fillRect/>
                           </a:stretch>
@@ -1044,7 +1117,44 @@
                         <pic:spPr>
                           <a:xfrm>
                             <a:off x="0" y="0"/>
-                            <a:ext cx="2571750" cy="2857500"/>
+                            <a:ext cx="250190" cy="214630"/>
+                          </a:xfrm>
+                          <a:prstGeom prst="rect">
+                            <a:avLst/>
+                          </a:prstGeom>
+                        </pic:spPr>
+                      </pic:pic>
+                    </a:graphicData>
+                  </a:graphic>
+                </wp:inline>
+              </w:drawing>
+              <w:drawing>
+                <wp:inline distT="0" distB="0" distL="0" distR="0">
+                  <wp:extent cx="1888490" cy="1427480"/>
+                  <wp:effectExtent l="0" t="0" r="0" b="0"/>
+                  <wp:docPr id="197" name="Picture 197" descr="image"/>
+                  <wp:cNvGraphicFramePr>
+                    <a:graphicFrameLocks noChangeAspect="1"/>
+                  </wp:cNvGraphicFramePr>
+                  <a:graphic>
+                    <a:graphicData uri="http://schemas.openxmlformats.org/drawingml/2006/picture">
+                      <pic:pic>
+                        <pic:nvPicPr>
+                          <pic:cNvPr id="197" name="Picture 197" descr="image"/>
+                          <pic:cNvPicPr>
+                            <a:picLocks noChangeAspect="1"/>
+                          </pic:cNvPicPr>
+                        </pic:nvPicPr>
+                        <pic:blipFill>
+                          <a:blip r:embed="rId11"/>
+                          <a:stretch>
+                            <a:fillRect/>
+                          </a:stretch>
+                        </pic:blipFill>
+                        <pic:spPr>
+                          <a:xfrm>
+                            <a:off x="0" y="0"/>
+                            <a:ext cx="1888490" cy="1427480"/>
                           </a:xfrm>
                           <a:prstGeom prst="rect">
                             <a:avLst/>
@@ -1526,23 +1636,23 @@
               </w:rPr>
               <w:drawing>
                 <wp:inline distT="0" distB="0" distL="0" distR="0">
-                  <wp:extent cx="2571750" cy="2857500"/>
+                  <wp:extent cx="130415" cy="111879"/>
                   <wp:effectExtent l="0" t="0" r="0" b="0"/>
-                  <wp:docPr id="115" name="Picture 115" descr="image"/>
+                  <wp:docPr id="198" name="Picture 198" descr="image"/>
                   <wp:cNvGraphicFramePr>
-                    <a:graphicFrameLocks xmlns:a="http://schemas.openxmlformats.org/drawingml/2006/main" noChangeAspect="1"/>
+                    <a:graphicFrameLocks noChangeAspect="1"/>
                   </wp:cNvGraphicFramePr>
-                  <a:graphic xmlns:a="http://schemas.openxmlformats.org/drawingml/2006/main">
+                  <a:graphic>
                     <a:graphicData uri="http://schemas.openxmlformats.org/drawingml/2006/picture">
-                      <pic:pic xmlns:pic="http://schemas.openxmlformats.org/drawingml/2006/picture">
+                      <pic:pic>
                         <pic:nvPicPr>
-                          <pic:cNvPr id="115" name="Picture 115" descr="image"/>
+                          <pic:cNvPr id="198" name="Picture 198" descr="image"/>
                           <pic:cNvPicPr>
                             <a:picLocks noChangeAspect="1"/>
                           </pic:cNvPicPr>
                         </pic:nvPicPr>
                         <pic:blipFill>
-                          <a:blip r:embed="rId6|rId12"/>
+                          <a:blip r:embed="rId6"/>
                           <a:stretch>
                             <a:fillRect/>
                           </a:stretch>
@@ -1550,7 +1660,44 @@
                         <pic:spPr>
                           <a:xfrm>
                             <a:off x="0" y="0"/>
-                            <a:ext cx="2571750" cy="2857500"/>
+                            <a:ext cx="130415" cy="111879"/>
+                          </a:xfrm>
+                          <a:prstGeom prst="rect">
+                            <a:avLst/>
+                          </a:prstGeom>
+                        </pic:spPr>
+                      </pic:pic>
+                    </a:graphicData>
+                  </a:graphic>
+                </wp:inline>
+              </w:drawing>
+              <w:drawing>
+                <wp:inline distT="0" distB="0" distL="0" distR="0">
+                  <wp:extent cx="2749310" cy="1733793"/>
+                  <wp:effectExtent l="0" t="0" r="0" b="0"/>
+                  <wp:docPr id="199" name="Picture 199" descr="image"/>
+                  <wp:cNvGraphicFramePr>
+                    <a:graphicFrameLocks noChangeAspect="1"/>
+                  </wp:cNvGraphicFramePr>
+                  <a:graphic>
+                    <a:graphicData uri="http://schemas.openxmlformats.org/drawingml/2006/picture">
+                      <pic:pic>
+                        <pic:nvPicPr>
+                          <pic:cNvPr id="199" name="Picture 199" descr="image"/>
+                          <pic:cNvPicPr>
+                            <a:picLocks noChangeAspect="1"/>
+                          </pic:cNvPicPr>
+                        </pic:nvPicPr>
+                        <pic:blipFill>
+                          <a:blip r:embed="rId12"/>
+                          <a:stretch>
+                            <a:fillRect/>
+                          </a:stretch>
+                        </pic:blipFill>
+                        <pic:spPr>
+                          <a:xfrm>
+                            <a:off x="0" y="0"/>
+                            <a:ext cx="2749310" cy="1733793"/>
                           </a:xfrm>
                           <a:prstGeom prst="rect">
                             <a:avLst/>
@@ -1614,23 +1761,23 @@
               </w:rPr>
               <w:drawing>
                 <wp:inline distT="0" distB="0" distL="0" distR="0">
-                  <wp:extent cx="2571750" cy="2857500"/>
+                  <wp:extent cx="130415" cy="111879"/>
                   <wp:effectExtent l="0" t="0" r="0" b="0"/>
-                  <wp:docPr id="116" name="Picture 116" descr="image"/>
+                  <wp:docPr id="200" name="Picture 200" descr="image"/>
                   <wp:cNvGraphicFramePr>
-                    <a:graphicFrameLocks xmlns:a="http://schemas.openxmlformats.org/drawingml/2006/main" noChangeAspect="1"/>
+                    <a:graphicFrameLocks noChangeAspect="1"/>
                   </wp:cNvGraphicFramePr>
-                  <a:graphic xmlns:a="http://schemas.openxmlformats.org/drawingml/2006/main">
+                  <a:graphic>
                     <a:graphicData uri="http://schemas.openxmlformats.org/drawingml/2006/picture">
-                      <pic:pic xmlns:pic="http://schemas.openxmlformats.org/drawingml/2006/picture">
+                      <pic:pic>
                         <pic:nvPicPr>
-                          <pic:cNvPr id="116" name="Picture 116" descr="image"/>
+                          <pic:cNvPr id="200" name="Picture 200" descr="image"/>
                           <pic:cNvPicPr>
                             <a:picLocks noChangeAspect="1"/>
                           </pic:cNvPicPr>
                         </pic:nvPicPr>
                         <pic:blipFill>
-                          <a:blip r:embed="rId5|rId13"/>
+                          <a:blip r:embed="rId5"/>
                           <a:stretch>
                             <a:fillRect/>
                           </a:stretch>
@@ -1638,7 +1785,44 @@
                         <pic:spPr>
                           <a:xfrm>
                             <a:off x="0" y="0"/>
-                            <a:ext cx="2571750" cy="2857500"/>
+                            <a:ext cx="130415" cy="111879"/>
+                          </a:xfrm>
+                          <a:prstGeom prst="rect">
+                            <a:avLst/>
+                          </a:prstGeom>
+                        </pic:spPr>
+                      </pic:pic>
+                    </a:graphicData>
+                  </a:graphic>
+                </wp:inline>
+              </w:drawing>
+              <w:drawing>
+                <wp:inline distT="0" distB="0" distL="0" distR="0">
+                  <wp:extent cx="2749310" cy="1733793"/>
+                  <wp:effectExtent l="0" t="0" r="0" b="0"/>
+                  <wp:docPr id="201" name="Picture 201" descr="image"/>
+                  <wp:cNvGraphicFramePr>
+                    <a:graphicFrameLocks noChangeAspect="1"/>
+                  </wp:cNvGraphicFramePr>
+                  <a:graphic>
+                    <a:graphicData uri="http://schemas.openxmlformats.org/drawingml/2006/picture">
+                      <pic:pic>
+                        <pic:nvPicPr>
+                          <pic:cNvPr id="201" name="Picture 201" descr="image"/>
+                          <pic:cNvPicPr>
+                            <a:picLocks noChangeAspect="1"/>
+                          </pic:cNvPicPr>
+                        </pic:nvPicPr>
+                        <pic:blipFill>
+                          <a:blip r:embed="rId13"/>
+                          <a:stretch>
+                            <a:fillRect/>
+                          </a:stretch>
+                        </pic:blipFill>
+                        <pic:spPr>
+                          <a:xfrm>
+                            <a:off x="0" y="0"/>
+                            <a:ext cx="2749310" cy="1733793"/>
                           </a:xfrm>
                           <a:prstGeom prst="rect">
                             <a:avLst/>
@@ -1707,23 +1891,23 @@
               </w:rPr>
               <w:drawing>
                 <wp:inline distT="0" distB="0" distL="0" distR="0">
-                  <wp:extent cx="2571750" cy="2857500"/>
+                  <wp:extent cx="130415" cy="111879"/>
                   <wp:effectExtent l="0" t="0" r="0" b="0"/>
-                  <wp:docPr id="117" name="Picture 117" descr="image"/>
+                  <wp:docPr id="202" name="Picture 202" descr="image"/>
                   <wp:cNvGraphicFramePr>
-                    <a:graphicFrameLocks xmlns:a="http://schemas.openxmlformats.org/drawingml/2006/main" noChangeAspect="1"/>
+                    <a:graphicFrameLocks noChangeAspect="1"/>
                   </wp:cNvGraphicFramePr>
-                  <a:graphic xmlns:a="http://schemas.openxmlformats.org/drawingml/2006/main">
+                  <a:graphic>
                     <a:graphicData uri="http://schemas.openxmlformats.org/drawingml/2006/picture">
-                      <pic:pic xmlns:pic="http://schemas.openxmlformats.org/drawingml/2006/picture">
+                      <pic:pic>
                         <pic:nvPicPr>
-                          <pic:cNvPr id="117" name="Picture 117" descr="image"/>
+                          <pic:cNvPr id="202" name="Picture 202" descr="image"/>
                           <pic:cNvPicPr>
                             <a:picLocks noChangeAspect="1"/>
                           </pic:cNvPicPr>
                         </pic:nvPicPr>
                         <pic:blipFill>
-                          <a:blip r:embed="rId6|rId14"/>
+                          <a:blip r:embed="rId6"/>
                           <a:stretch>
                             <a:fillRect/>
                           </a:stretch>
@@ -1731,7 +1915,44 @@
                         <pic:spPr>
                           <a:xfrm>
                             <a:off x="0" y="0"/>
-                            <a:ext cx="2571750" cy="2857500"/>
+                            <a:ext cx="130415" cy="111879"/>
+                          </a:xfrm>
+                          <a:prstGeom prst="rect">
+                            <a:avLst/>
+                          </a:prstGeom>
+                        </pic:spPr>
+                      </pic:pic>
+                    </a:graphicData>
+                  </a:graphic>
+                </wp:inline>
+              </w:drawing>
+              <w:drawing>
+                <wp:inline distT="0" distB="0" distL="0" distR="0">
+                  <wp:extent cx="2749310" cy="1733793"/>
+                  <wp:effectExtent l="0" t="0" r="0" b="0"/>
+                  <wp:docPr id="203" name="Picture 203" descr="image"/>
+                  <wp:cNvGraphicFramePr>
+                    <a:graphicFrameLocks noChangeAspect="1"/>
+                  </wp:cNvGraphicFramePr>
+                  <a:graphic>
+                    <a:graphicData uri="http://schemas.openxmlformats.org/drawingml/2006/picture">
+                      <pic:pic>
+                        <pic:nvPicPr>
+                          <pic:cNvPr id="203" name="Picture 203" descr="image"/>
+                          <pic:cNvPicPr>
+                            <a:picLocks noChangeAspect="1"/>
+                          </pic:cNvPicPr>
+                        </pic:nvPicPr>
+                        <pic:blipFill>
+                          <a:blip r:embed="rId14"/>
+                          <a:stretch>
+                            <a:fillRect/>
+                          </a:stretch>
+                        </pic:blipFill>
+                        <pic:spPr>
+                          <a:xfrm>
+                            <a:off x="0" y="0"/>
+                            <a:ext cx="2749310" cy="1733793"/>
                           </a:xfrm>
                           <a:prstGeom prst="rect">
                             <a:avLst/>
@@ -1795,23 +2016,23 @@
               </w:rPr>
               <w:drawing>
                 <wp:inline distT="0" distB="0" distL="0" distR="0">
-                  <wp:extent cx="2571750" cy="2857500"/>
+                  <wp:extent cx="130415" cy="111879"/>
                   <wp:effectExtent l="0" t="0" r="0" b="0"/>
-                  <wp:docPr id="118" name="Picture 118" descr="image"/>
+                  <wp:docPr id="204" name="Picture 204" descr="image"/>
                   <wp:cNvGraphicFramePr>
-                    <a:graphicFrameLocks xmlns:a="http://schemas.openxmlformats.org/drawingml/2006/main" noChangeAspect="1"/>
+                    <a:graphicFrameLocks noChangeAspect="1"/>
                   </wp:cNvGraphicFramePr>
-                  <a:graphic xmlns:a="http://schemas.openxmlformats.org/drawingml/2006/main">
+                  <a:graphic>
                     <a:graphicData uri="http://schemas.openxmlformats.org/drawingml/2006/picture">
-                      <pic:pic xmlns:pic="http://schemas.openxmlformats.org/drawingml/2006/picture">
+                      <pic:pic>
                         <pic:nvPicPr>
-                          <pic:cNvPr id="118" name="Picture 118" descr="image"/>
+                          <pic:cNvPr id="204" name="Picture 204" descr="image"/>
                           <pic:cNvPicPr>
                             <a:picLocks noChangeAspect="1"/>
                           </pic:cNvPicPr>
                         </pic:nvPicPr>
                         <pic:blipFill>
-                          <a:blip r:embed="rId6|rId15"/>
+                          <a:blip r:embed="rId6"/>
                           <a:stretch>
                             <a:fillRect/>
                           </a:stretch>
@@ -1819,7 +2040,44 @@
                         <pic:spPr>
                           <a:xfrm>
                             <a:off x="0" y="0"/>
-                            <a:ext cx="2571750" cy="2857500"/>
+                            <a:ext cx="130415" cy="111879"/>
+                          </a:xfrm>
+                          <a:prstGeom prst="rect">
+                            <a:avLst/>
+                          </a:prstGeom>
+                        </pic:spPr>
+                      </pic:pic>
+                    </a:graphicData>
+                  </a:graphic>
+                </wp:inline>
+              </w:drawing>
+              <w:drawing>
+                <wp:inline distT="0" distB="0" distL="0" distR="0">
+                  <wp:extent cx="2749310" cy="1733793"/>
+                  <wp:effectExtent l="0" t="0" r="0" b="0"/>
+                  <wp:docPr id="205" name="Picture 205" descr="image"/>
+                  <wp:cNvGraphicFramePr>
+                    <a:graphicFrameLocks noChangeAspect="1"/>
+                  </wp:cNvGraphicFramePr>
+                  <a:graphic>
+                    <a:graphicData uri="http://schemas.openxmlformats.org/drawingml/2006/picture">
+                      <pic:pic>
+                        <pic:nvPicPr>
+                          <pic:cNvPr id="205" name="Picture 205" descr="image"/>
+                          <pic:cNvPicPr>
+                            <a:picLocks noChangeAspect="1"/>
+                          </pic:cNvPicPr>
+                        </pic:nvPicPr>
+                        <pic:blipFill>
+                          <a:blip r:embed="rId15"/>
+                          <a:stretch>
+                            <a:fillRect/>
+                          </a:stretch>
+                        </pic:blipFill>
+                        <pic:spPr>
+                          <a:xfrm>
+                            <a:off x="0" y="0"/>
+                            <a:ext cx="2749310" cy="1733793"/>
                           </a:xfrm>
                           <a:prstGeom prst="rect">
                             <a:avLst/>
@@ -3648,23 +3906,23 @@
               </w:rPr>
               <w:drawing>
                 <wp:inline distT="0" distB="0" distL="0" distR="0">
-                  <wp:extent cx="2571750" cy="2857500"/>
+                  <wp:extent cx="250190" cy="214630"/>
                   <wp:effectExtent l="0" t="0" r="0" b="0"/>
-                  <wp:docPr id="140" name="Picture 140" descr="image"/>
+                  <wp:docPr id="206" name="Picture 206" descr="image"/>
                   <wp:cNvGraphicFramePr>
-                    <a:graphicFrameLocks xmlns:a="http://schemas.openxmlformats.org/drawingml/2006/main" noChangeAspect="1"/>
+                    <a:graphicFrameLocks noChangeAspect="1"/>
                   </wp:cNvGraphicFramePr>
-                  <a:graphic xmlns:a="http://schemas.openxmlformats.org/drawingml/2006/main">
+                  <a:graphic>
                     <a:graphicData uri="http://schemas.openxmlformats.org/drawingml/2006/picture">
-                      <pic:pic xmlns:pic="http://schemas.openxmlformats.org/drawingml/2006/picture">
+                      <pic:pic>
                         <pic:nvPicPr>
-                          <pic:cNvPr id="140" name="Picture 140" descr="image"/>
+                          <pic:cNvPr id="206" name="Picture 206" descr="image"/>
                           <pic:cNvPicPr>
                             <a:picLocks noChangeAspect="1"/>
                           </pic:cNvPicPr>
                         </pic:nvPicPr>
                         <pic:blipFill>
-                          <a:blip r:embed="rId6|rId21"/>
+                          <a:blip r:embed="rId6"/>
                           <a:stretch>
                             <a:fillRect/>
                           </a:stretch>
@@ -3672,7 +3930,44 @@
                         <pic:spPr>
                           <a:xfrm>
                             <a:off x="0" y="0"/>
-                            <a:ext cx="2571750" cy="2857500"/>
+                            <a:ext cx="250190" cy="214630"/>
+                          </a:xfrm>
+                          <a:prstGeom prst="rect">
+                            <a:avLst/>
+                          </a:prstGeom>
+                        </pic:spPr>
+                      </pic:pic>
+                    </a:graphicData>
+                  </a:graphic>
+                </wp:inline>
+              </w:drawing>
+              <w:drawing>
+                <wp:inline distT="0" distB="0" distL="0" distR="0">
+                  <wp:extent cx="1960245" cy="1693545"/>
+                  <wp:effectExtent l="0" t="0" r="0" b="0"/>
+                  <wp:docPr id="207" name="Picture 207" descr="image"/>
+                  <wp:cNvGraphicFramePr>
+                    <a:graphicFrameLocks noChangeAspect="1"/>
+                  </wp:cNvGraphicFramePr>
+                  <a:graphic>
+                    <a:graphicData uri="http://schemas.openxmlformats.org/drawingml/2006/picture">
+                      <pic:pic>
+                        <pic:nvPicPr>
+                          <pic:cNvPr id="207" name="Picture 207" descr="image"/>
+                          <pic:cNvPicPr>
+                            <a:picLocks noChangeAspect="1"/>
+                          </pic:cNvPicPr>
+                        </pic:nvPicPr>
+                        <pic:blipFill>
+                          <a:blip r:embed="rId21"/>
+                          <a:stretch>
+                            <a:fillRect/>
+                          </a:stretch>
+                        </pic:blipFill>
+                        <pic:spPr>
+                          <a:xfrm>
+                            <a:off x="0" y="0"/>
+                            <a:ext cx="1960245" cy="1693545"/>
                           </a:xfrm>
                           <a:prstGeom prst="rect">
                             <a:avLst/>
@@ -3736,23 +4031,23 @@
               </w:rPr>
               <w:drawing>
                 <wp:inline distT="0" distB="0" distL="0" distR="0">
-                  <wp:extent cx="2571750" cy="2857500"/>
+                  <wp:extent cx="250190" cy="214630"/>
                   <wp:effectExtent l="0" t="0" r="0" b="0"/>
-                  <wp:docPr id="141" name="Picture 141" descr="image"/>
+                  <wp:docPr id="208" name="Picture 208" descr="image"/>
                   <wp:cNvGraphicFramePr>
-                    <a:graphicFrameLocks xmlns:a="http://schemas.openxmlformats.org/drawingml/2006/main" noChangeAspect="1"/>
+                    <a:graphicFrameLocks noChangeAspect="1"/>
                   </wp:cNvGraphicFramePr>
-                  <a:graphic xmlns:a="http://schemas.openxmlformats.org/drawingml/2006/main">
+                  <a:graphic>
                     <a:graphicData uri="http://schemas.openxmlformats.org/drawingml/2006/picture">
-                      <pic:pic xmlns:pic="http://schemas.openxmlformats.org/drawingml/2006/picture">
+                      <pic:pic>
                         <pic:nvPicPr>
-                          <pic:cNvPr id="141" name="Picture 141" descr="image"/>
+                          <pic:cNvPr id="208" name="Picture 208" descr="image"/>
                           <pic:cNvPicPr>
                             <a:picLocks noChangeAspect="1"/>
                           </pic:cNvPicPr>
                         </pic:nvPicPr>
                         <pic:blipFill>
-                          <a:blip r:embed="rId5|rId22"/>
+                          <a:blip r:embed="rId5"/>
                           <a:stretch>
                             <a:fillRect/>
                           </a:stretch>
@@ -3760,7 +4055,44 @@
                         <pic:spPr>
                           <a:xfrm>
                             <a:off x="0" y="0"/>
-                            <a:ext cx="2571750" cy="2857500"/>
+                            <a:ext cx="250190" cy="214630"/>
+                          </a:xfrm>
+                          <a:prstGeom prst="rect">
+                            <a:avLst/>
+                          </a:prstGeom>
+                        </pic:spPr>
+                      </pic:pic>
+                    </a:graphicData>
+                  </a:graphic>
+                </wp:inline>
+              </w:drawing>
+              <w:drawing>
+                <wp:inline distT="0" distB="0" distL="0" distR="0">
+                  <wp:extent cx="1828800" cy="1447165"/>
+                  <wp:effectExtent l="0" t="0" r="0" b="0"/>
+                  <wp:docPr id="209" name="Picture 209" descr="image"/>
+                  <wp:cNvGraphicFramePr>
+                    <a:graphicFrameLocks noChangeAspect="1"/>
+                  </wp:cNvGraphicFramePr>
+                  <a:graphic>
+                    <a:graphicData uri="http://schemas.openxmlformats.org/drawingml/2006/picture">
+                      <pic:pic>
+                        <pic:nvPicPr>
+                          <pic:cNvPr id="209" name="Picture 209" descr="image"/>
+                          <pic:cNvPicPr>
+                            <a:picLocks noChangeAspect="1"/>
+                          </pic:cNvPicPr>
+                        </pic:nvPicPr>
+                        <pic:blipFill>
+                          <a:blip r:embed="rId22"/>
+                          <a:stretch>
+                            <a:fillRect/>
+                          </a:stretch>
+                        </pic:blipFill>
+                        <pic:spPr>
+                          <a:xfrm>
+                            <a:off x="0" y="0"/>
+                            <a:ext cx="1828800" cy="1447165"/>
                           </a:xfrm>
                           <a:prstGeom prst="rect">
                             <a:avLst/>
@@ -3829,23 +4161,23 @@
               </w:rPr>
               <w:drawing>
                 <wp:inline distT="0" distB="0" distL="0" distR="0">
-                  <wp:extent cx="2571750" cy="2857500"/>
+                  <wp:extent cx="250190" cy="214630"/>
                   <wp:effectExtent l="0" t="0" r="0" b="0"/>
-                  <wp:docPr id="142" name="Picture 142" descr="image"/>
+                  <wp:docPr id="210" name="Picture 210" descr="image"/>
                   <wp:cNvGraphicFramePr>
-                    <a:graphicFrameLocks xmlns:a="http://schemas.openxmlformats.org/drawingml/2006/main" noChangeAspect="1"/>
+                    <a:graphicFrameLocks noChangeAspect="1"/>
                   </wp:cNvGraphicFramePr>
-                  <a:graphic xmlns:a="http://schemas.openxmlformats.org/drawingml/2006/main">
+                  <a:graphic>
                     <a:graphicData uri="http://schemas.openxmlformats.org/drawingml/2006/picture">
-                      <pic:pic xmlns:pic="http://schemas.openxmlformats.org/drawingml/2006/picture">
+                      <pic:pic>
                         <pic:nvPicPr>
-                          <pic:cNvPr id="142" name="Picture 142" descr="image"/>
+                          <pic:cNvPr id="210" name="Picture 210" descr="image"/>
                           <pic:cNvPicPr>
                             <a:picLocks noChangeAspect="1"/>
                           </pic:cNvPicPr>
                         </pic:nvPicPr>
                         <pic:blipFill>
-                          <a:blip r:embed="rId6|rId23"/>
+                          <a:blip r:embed="rId6"/>
                           <a:stretch>
                             <a:fillRect/>
                           </a:stretch>
@@ -3853,7 +4185,44 @@
                         <pic:spPr>
                           <a:xfrm>
                             <a:off x="0" y="0"/>
-                            <a:ext cx="2571750" cy="2857500"/>
+                            <a:ext cx="250190" cy="214630"/>
+                          </a:xfrm>
+                          <a:prstGeom prst="rect">
+                            <a:avLst/>
+                          </a:prstGeom>
+                        </pic:spPr>
+                      </pic:pic>
+                    </a:graphicData>
+                  </a:graphic>
+                </wp:inline>
+              </w:drawing>
+              <w:drawing>
+                <wp:inline distT="0" distB="0" distL="0" distR="0">
+                  <wp:extent cx="2321560" cy="1677670"/>
+                  <wp:effectExtent l="0" t="0" r="0" b="0"/>
+                  <wp:docPr id="211" name="Picture 211" descr="image"/>
+                  <wp:cNvGraphicFramePr>
+                    <a:graphicFrameLocks noChangeAspect="1"/>
+                  </wp:cNvGraphicFramePr>
+                  <a:graphic>
+                    <a:graphicData uri="http://schemas.openxmlformats.org/drawingml/2006/picture">
+                      <pic:pic>
+                        <pic:nvPicPr>
+                          <pic:cNvPr id="211" name="Picture 211" descr="image"/>
+                          <pic:cNvPicPr>
+                            <a:picLocks noChangeAspect="1"/>
+                          </pic:cNvPicPr>
+                        </pic:nvPicPr>
+                        <pic:blipFill>
+                          <a:blip r:embed="rId23"/>
+                          <a:stretch>
+                            <a:fillRect/>
+                          </a:stretch>
+                        </pic:blipFill>
+                        <pic:spPr>
+                          <a:xfrm>
+                            <a:off x="0" y="0"/>
+                            <a:ext cx="2321560" cy="1677670"/>
                           </a:xfrm>
                           <a:prstGeom prst="rect">
                             <a:avLst/>
@@ -3917,23 +4286,23 @@
               </w:rPr>
               <w:drawing>
                 <wp:inline distT="0" distB="0" distL="0" distR="0">
-                  <wp:extent cx="2571750" cy="2857500"/>
+                  <wp:extent cx="246923" cy="211827"/>
                   <wp:effectExtent l="0" t="0" r="0" b="0"/>
-                  <wp:docPr id="143" name="Picture 143" descr="image"/>
+                  <wp:docPr id="212" name="Picture 212" descr="image"/>
                   <wp:cNvGraphicFramePr>
-                    <a:graphicFrameLocks xmlns:a="http://schemas.openxmlformats.org/drawingml/2006/main" noChangeAspect="1"/>
+                    <a:graphicFrameLocks noChangeAspect="1"/>
                   </wp:cNvGraphicFramePr>
-                  <a:graphic xmlns:a="http://schemas.openxmlformats.org/drawingml/2006/main">
+                  <a:graphic>
                     <a:graphicData uri="http://schemas.openxmlformats.org/drawingml/2006/picture">
-                      <pic:pic xmlns:pic="http://schemas.openxmlformats.org/drawingml/2006/picture">
+                      <pic:pic>
                         <pic:nvPicPr>
-                          <pic:cNvPr id="143" name="Picture 143" descr="image"/>
+                          <pic:cNvPr id="212" name="Picture 212" descr="image"/>
                           <pic:cNvPicPr>
                             <a:picLocks noChangeAspect="1"/>
                           </pic:cNvPicPr>
                         </pic:nvPicPr>
                         <pic:blipFill>
-                          <a:blip r:embed="rId6|rId24"/>
+                          <a:blip r:embed="rId6"/>
                           <a:stretch>
                             <a:fillRect/>
                           </a:stretch>
@@ -3941,7 +4310,44 @@
                         <pic:spPr>
                           <a:xfrm>
                             <a:off x="0" y="0"/>
-                            <a:ext cx="2571750" cy="2857500"/>
+                            <a:ext cx="246923" cy="211827"/>
+                          </a:xfrm>
+                          <a:prstGeom prst="rect">
+                            <a:avLst/>
+                          </a:prstGeom>
+                        </pic:spPr>
+                      </pic:pic>
+                    </a:graphicData>
+                  </a:graphic>
+                </wp:inline>
+              </w:drawing>
+              <w:drawing>
+                <wp:inline distT="0" distB="0" distL="0" distR="0">
+                  <wp:extent cx="2632802" cy="1487179"/>
+                  <wp:effectExtent l="0" t="0" r="0" b="0"/>
+                  <wp:docPr id="213" name="Picture 213" descr="image"/>
+                  <wp:cNvGraphicFramePr>
+                    <a:graphicFrameLocks noChangeAspect="1"/>
+                  </wp:cNvGraphicFramePr>
+                  <a:graphic>
+                    <a:graphicData uri="http://schemas.openxmlformats.org/drawingml/2006/picture">
+                      <pic:pic>
+                        <pic:nvPicPr>
+                          <pic:cNvPr id="213" name="Picture 213" descr="image"/>
+                          <pic:cNvPicPr>
+                            <a:picLocks noChangeAspect="1"/>
+                          </pic:cNvPicPr>
+                        </pic:nvPicPr>
+                        <pic:blipFill>
+                          <a:blip r:embed="rId24"/>
+                          <a:stretch>
+                            <a:fillRect/>
+                          </a:stretch>
+                        </pic:blipFill>
+                        <pic:spPr>
+                          <a:xfrm>
+                            <a:off x="0" y="0"/>
+                            <a:ext cx="2632802" cy="1487179"/>
                           </a:xfrm>
                           <a:prstGeom prst="rect">
                             <a:avLst/>
@@ -5245,23 +5651,23 @@
               </w:rPr>
               <w:drawing>
                 <wp:inline distT="0" distB="0" distL="0" distR="0">
-                  <wp:extent cx="2571750" cy="2857500"/>
+                  <wp:extent cx="186277" cy="159801"/>
                   <wp:effectExtent l="0" t="0" r="0" b="0"/>
-                  <wp:docPr id="158" name="Picture 158" descr="image"/>
+                  <wp:docPr id="214" name="Picture 214" descr="image"/>
                   <wp:cNvGraphicFramePr>
-                    <a:graphicFrameLocks xmlns:a="http://schemas.openxmlformats.org/drawingml/2006/main" noChangeAspect="1"/>
+                    <a:graphicFrameLocks noChangeAspect="1"/>
                   </wp:cNvGraphicFramePr>
-                  <a:graphic xmlns:a="http://schemas.openxmlformats.org/drawingml/2006/main">
+                  <a:graphic>
                     <a:graphicData uri="http://schemas.openxmlformats.org/drawingml/2006/picture">
-                      <pic:pic xmlns:pic="http://schemas.openxmlformats.org/drawingml/2006/picture">
+                      <pic:pic>
                         <pic:nvPicPr>
-                          <pic:cNvPr id="158" name="Picture 158" descr="image"/>
+                          <pic:cNvPr id="214" name="Picture 214" descr="image"/>
                           <pic:cNvPicPr>
                             <a:picLocks noChangeAspect="1"/>
                           </pic:cNvPicPr>
                         </pic:nvPicPr>
                         <pic:blipFill>
-                          <a:blip r:embed="rId6|rId27"/>
+                          <a:blip r:embed="rId6"/>
                           <a:stretch>
                             <a:fillRect/>
                           </a:stretch>
@@ -5269,7 +5675,44 @@
                         <pic:spPr>
                           <a:xfrm>
                             <a:off x="0" y="0"/>
-                            <a:ext cx="2571750" cy="2857500"/>
+                            <a:ext cx="186277" cy="159801"/>
+                          </a:xfrm>
+                          <a:prstGeom prst="rect">
+                            <a:avLst/>
+                          </a:prstGeom>
+                        </pic:spPr>
+                      </pic:pic>
+                    </a:graphicData>
+                  </a:graphic>
+                </wp:inline>
+              </w:drawing>
+              <w:drawing>
+                <wp:inline distT="0" distB="0" distL="0" distR="0">
+                  <wp:extent cx="2693448" cy="3765249"/>
+                  <wp:effectExtent l="0" t="0" r="0" b="0"/>
+                  <wp:docPr id="215" name="Picture 215" descr="image"/>
+                  <wp:cNvGraphicFramePr>
+                    <a:graphicFrameLocks noChangeAspect="1"/>
+                  </wp:cNvGraphicFramePr>
+                  <a:graphic>
+                    <a:graphicData uri="http://schemas.openxmlformats.org/drawingml/2006/picture">
+                      <pic:pic>
+                        <pic:nvPicPr>
+                          <pic:cNvPr id="215" name="Picture 215" descr="image"/>
+                          <pic:cNvPicPr>
+                            <a:picLocks noChangeAspect="1"/>
+                          </pic:cNvPicPr>
+                        </pic:nvPicPr>
+                        <pic:blipFill>
+                          <a:blip r:embed="rId27"/>
+                          <a:stretch>
+                            <a:fillRect/>
+                          </a:stretch>
+                        </pic:blipFill>
+                        <pic:spPr>
+                          <a:xfrm>
+                            <a:off x="0" y="0"/>
+                            <a:ext cx="2693448" cy="3765249"/>
                           </a:xfrm>
                           <a:prstGeom prst="rect">
                             <a:avLst/>
@@ -5333,23 +5776,23 @@
               </w:rPr>
               <w:drawing>
                 <wp:inline distT="0" distB="0" distL="0" distR="0">
-                  <wp:extent cx="2571750" cy="2857500"/>
+                  <wp:extent cx="186277" cy="159801"/>
                   <wp:effectExtent l="0" t="0" r="0" b="0"/>
-                  <wp:docPr id="159" name="Picture 159" descr="image"/>
+                  <wp:docPr id="216" name="Picture 216" descr="image"/>
                   <wp:cNvGraphicFramePr>
-                    <a:graphicFrameLocks xmlns:a="http://schemas.openxmlformats.org/drawingml/2006/main" noChangeAspect="1"/>
+                    <a:graphicFrameLocks noChangeAspect="1"/>
                   </wp:cNvGraphicFramePr>
-                  <a:graphic xmlns:a="http://schemas.openxmlformats.org/drawingml/2006/main">
+                  <a:graphic>
                     <a:graphicData uri="http://schemas.openxmlformats.org/drawingml/2006/picture">
-                      <pic:pic xmlns:pic="http://schemas.openxmlformats.org/drawingml/2006/picture">
+                      <pic:pic>
                         <pic:nvPicPr>
-                          <pic:cNvPr id="159" name="Picture 159" descr="image"/>
+                          <pic:cNvPr id="216" name="Picture 216" descr="image"/>
                           <pic:cNvPicPr>
                             <a:picLocks noChangeAspect="1"/>
                           </pic:cNvPicPr>
                         </pic:nvPicPr>
                         <pic:blipFill>
-                          <a:blip r:embed="rId6|rId28"/>
+                          <a:blip r:embed="rId6"/>
                           <a:stretch>
                             <a:fillRect/>
                           </a:stretch>
@@ -5357,7 +5800,44 @@
                         <pic:spPr>
                           <a:xfrm>
                             <a:off x="0" y="0"/>
-                            <a:ext cx="2571750" cy="2857500"/>
+                            <a:ext cx="186277" cy="159801"/>
+                          </a:xfrm>
+                          <a:prstGeom prst="rect">
+                            <a:avLst/>
+                          </a:prstGeom>
+                        </pic:spPr>
+                      </pic:pic>
+                    </a:graphicData>
+                  </a:graphic>
+                </wp:inline>
+              </w:drawing>
+              <w:drawing>
+                <wp:inline distT="0" distB="0" distL="0" distR="0">
+                  <wp:extent cx="2693448" cy="4064048"/>
+                  <wp:effectExtent l="0" t="0" r="0" b="0"/>
+                  <wp:docPr id="217" name="Picture 217" descr="image"/>
+                  <wp:cNvGraphicFramePr>
+                    <a:graphicFrameLocks noChangeAspect="1"/>
+                  </wp:cNvGraphicFramePr>
+                  <a:graphic>
+                    <a:graphicData uri="http://schemas.openxmlformats.org/drawingml/2006/picture">
+                      <pic:pic>
+                        <pic:nvPicPr>
+                          <pic:cNvPr id="217" name="Picture 217" descr="image"/>
+                          <pic:cNvPicPr>
+                            <a:picLocks noChangeAspect="1"/>
+                          </pic:cNvPicPr>
+                        </pic:nvPicPr>
+                        <pic:blipFill>
+                          <a:blip r:embed="rId28"/>
+                          <a:stretch>
+                            <a:fillRect/>
+                          </a:stretch>
+                        </pic:blipFill>
+                        <pic:spPr>
+                          <a:xfrm>
+                            <a:off x="0" y="0"/>
+                            <a:ext cx="2693448" cy="4064048"/>
                           </a:xfrm>
                           <a:prstGeom prst="rect">
                             <a:avLst/>
@@ -5426,23 +5906,23 @@
               </w:rPr>
               <w:drawing>
                 <wp:inline distT="0" distB="0" distL="0" distR="0">
-                  <wp:extent cx="2571750" cy="2857500"/>
+                  <wp:extent cx="186277" cy="159801"/>
                   <wp:effectExtent l="0" t="0" r="0" b="0"/>
-                  <wp:docPr id="160" name="Picture 160" descr="image"/>
+                  <wp:docPr id="218" name="Picture 218" descr="image"/>
                   <wp:cNvGraphicFramePr>
-                    <a:graphicFrameLocks xmlns:a="http://schemas.openxmlformats.org/drawingml/2006/main" noChangeAspect="1"/>
+                    <a:graphicFrameLocks noChangeAspect="1"/>
                   </wp:cNvGraphicFramePr>
-                  <a:graphic xmlns:a="http://schemas.openxmlformats.org/drawingml/2006/main">
+                  <a:graphic>
                     <a:graphicData uri="http://schemas.openxmlformats.org/drawingml/2006/picture">
-                      <pic:pic xmlns:pic="http://schemas.openxmlformats.org/drawingml/2006/picture">
+                      <pic:pic>
                         <pic:nvPicPr>
-                          <pic:cNvPr id="160" name="Picture 160" descr="image"/>
+                          <pic:cNvPr id="218" name="Picture 218" descr="image"/>
                           <pic:cNvPicPr>
                             <a:picLocks noChangeAspect="1"/>
                           </pic:cNvPicPr>
                         </pic:nvPicPr>
                         <pic:blipFill>
-                          <a:blip r:embed="rId5|rId29"/>
+                          <a:blip r:embed="rId5"/>
                           <a:stretch>
                             <a:fillRect/>
                           </a:stretch>
@@ -5450,7 +5930,44 @@
                         <pic:spPr>
                           <a:xfrm>
                             <a:off x="0" y="0"/>
-                            <a:ext cx="2571750" cy="2857500"/>
+                            <a:ext cx="186277" cy="159801"/>
+                          </a:xfrm>
+                          <a:prstGeom prst="rect">
+                            <a:avLst/>
+                          </a:prstGeom>
+                        </pic:spPr>
+                      </pic:pic>
+                    </a:graphicData>
+                  </a:graphic>
+                </wp:inline>
+              </w:drawing>
+              <w:drawing>
+                <wp:inline distT="0" distB="0" distL="0" distR="0">
+                  <wp:extent cx="2693448" cy="3170014"/>
+                  <wp:effectExtent l="0" t="0" r="0" b="0"/>
+                  <wp:docPr id="219" name="Picture 219" descr="image"/>
+                  <wp:cNvGraphicFramePr>
+                    <a:graphicFrameLocks noChangeAspect="1"/>
+                  </wp:cNvGraphicFramePr>
+                  <a:graphic>
+                    <a:graphicData uri="http://schemas.openxmlformats.org/drawingml/2006/picture">
+                      <pic:pic>
+                        <pic:nvPicPr>
+                          <pic:cNvPr id="219" name="Picture 219" descr="image"/>
+                          <pic:cNvPicPr>
+                            <a:picLocks noChangeAspect="1"/>
+                          </pic:cNvPicPr>
+                        </pic:nvPicPr>
+                        <pic:blipFill>
+                          <a:blip r:embed="rId29"/>
+                          <a:stretch>
+                            <a:fillRect/>
+                          </a:stretch>
+                        </pic:blipFill>
+                        <pic:spPr>
+                          <a:xfrm>
+                            <a:off x="0" y="0"/>
+                            <a:ext cx="2693448" cy="3170014"/>
                           </a:xfrm>
                           <a:prstGeom prst="rect">
                             <a:avLst/>
@@ -5514,23 +6031,23 @@
               </w:rPr>
               <w:drawing>
                 <wp:inline distT="0" distB="0" distL="0" distR="0">
-                  <wp:extent cx="2571750" cy="2857500"/>
+                  <wp:extent cx="186277" cy="159801"/>
                   <wp:effectExtent l="0" t="0" r="0" b="0"/>
-                  <wp:docPr id="161" name="Picture 161" descr="image"/>
+                  <wp:docPr id="220" name="Picture 220" descr="image"/>
                   <wp:cNvGraphicFramePr>
-                    <a:graphicFrameLocks xmlns:a="http://schemas.openxmlformats.org/drawingml/2006/main" noChangeAspect="1"/>
+                    <a:graphicFrameLocks noChangeAspect="1"/>
                   </wp:cNvGraphicFramePr>
-                  <a:graphic xmlns:a="http://schemas.openxmlformats.org/drawingml/2006/main">
+                  <a:graphic>
                     <a:graphicData uri="http://schemas.openxmlformats.org/drawingml/2006/picture">
-                      <pic:pic xmlns:pic="http://schemas.openxmlformats.org/drawingml/2006/picture">
+                      <pic:pic>
                         <pic:nvPicPr>
-                          <pic:cNvPr id="161" name="Picture 161" descr="image"/>
+                          <pic:cNvPr id="220" name="Picture 220" descr="image"/>
                           <pic:cNvPicPr>
                             <a:picLocks noChangeAspect="1"/>
                           </pic:cNvPicPr>
                         </pic:nvPicPr>
                         <pic:blipFill>
-                          <a:blip r:embed="rId6|rId30"/>
+                          <a:blip r:embed="rId6"/>
                           <a:stretch>
                             <a:fillRect/>
                           </a:stretch>
@@ -5538,7 +6055,44 @@
                         <pic:spPr>
                           <a:xfrm>
                             <a:off x="0" y="0"/>
-                            <a:ext cx="2571750" cy="2857500"/>
+                            <a:ext cx="186277" cy="159801"/>
+                          </a:xfrm>
+                          <a:prstGeom prst="rect">
+                            <a:avLst/>
+                          </a:prstGeom>
+                        </pic:spPr>
+                      </pic:pic>
+                    </a:graphicData>
+                  </a:graphic>
+                </wp:inline>
+              </w:drawing>
+              <w:drawing>
+                <wp:inline distT="0" distB="0" distL="0" distR="0">
+                  <wp:extent cx="2693448" cy="3170014"/>
+                  <wp:effectExtent l="0" t="0" r="0" b="0"/>
+                  <wp:docPr id="221" name="Picture 221" descr="image"/>
+                  <wp:cNvGraphicFramePr>
+                    <a:graphicFrameLocks noChangeAspect="1"/>
+                  </wp:cNvGraphicFramePr>
+                  <a:graphic>
+                    <a:graphicData uri="http://schemas.openxmlformats.org/drawingml/2006/picture">
+                      <pic:pic>
+                        <pic:nvPicPr>
+                          <pic:cNvPr id="221" name="Picture 221" descr="image"/>
+                          <pic:cNvPicPr>
+                            <a:picLocks noChangeAspect="1"/>
+                          </pic:cNvPicPr>
+                        </pic:nvPicPr>
+                        <pic:blipFill>
+                          <a:blip r:embed="rId30"/>
+                          <a:stretch>
+                            <a:fillRect/>
+                          </a:stretch>
+                        </pic:blipFill>
+                        <pic:spPr>
+                          <a:xfrm>
+                            <a:off x="0" y="0"/>
+                            <a:ext cx="2693448" cy="3170014"/>
                           </a:xfrm>
                           <a:prstGeom prst="rect">
                             <a:avLst/>
@@ -5666,23 +6220,23 @@
               </w:rPr>
               <w:drawing>
                 <wp:inline distT="0" distB="0" distL="0" distR="0">
-                  <wp:extent cx="2571750" cy="2857500"/>
+                  <wp:extent cx="195724" cy="167905"/>
                   <wp:effectExtent l="0" t="0" r="0" b="0"/>
-                  <wp:docPr id="162" name="Picture 162" descr="image"/>
+                  <wp:docPr id="222" name="Picture 222" descr="image"/>
                   <wp:cNvGraphicFramePr>
-                    <a:graphicFrameLocks xmlns:a="http://schemas.openxmlformats.org/drawingml/2006/main" noChangeAspect="1"/>
+                    <a:graphicFrameLocks noChangeAspect="1"/>
                   </wp:cNvGraphicFramePr>
-                  <a:graphic xmlns:a="http://schemas.openxmlformats.org/drawingml/2006/main">
+                  <a:graphic>
                     <a:graphicData uri="http://schemas.openxmlformats.org/drawingml/2006/picture">
-                      <pic:pic xmlns:pic="http://schemas.openxmlformats.org/drawingml/2006/picture">
+                      <pic:pic>
                         <pic:nvPicPr>
-                          <pic:cNvPr id="162" name="Picture 162" descr="image"/>
+                          <pic:cNvPr id="222" name="Picture 222" descr="image"/>
                           <pic:cNvPicPr>
                             <a:picLocks noChangeAspect="1"/>
                           </pic:cNvPicPr>
                         </pic:nvPicPr>
                         <pic:blipFill>
-                          <a:blip r:embed="rId6|rId31"/>
+                          <a:blip r:embed="rId6"/>
                           <a:stretch>
                             <a:fillRect/>
                           </a:stretch>
@@ -5690,7 +6244,44 @@
                         <pic:spPr>
                           <a:xfrm>
                             <a:off x="0" y="0"/>
-                            <a:ext cx="2571750" cy="2857500"/>
+                            <a:ext cx="195724" cy="167905"/>
+                          </a:xfrm>
+                          <a:prstGeom prst="rect">
+                            <a:avLst/>
+                          </a:prstGeom>
+                        </pic:spPr>
+                      </pic:pic>
+                    </a:graphicData>
+                  </a:graphic>
+                </wp:inline>
+              </w:drawing>
+              <w:drawing>
+                <wp:inline distT="0" distB="0" distL="0" distR="0">
+                  <wp:extent cx="2684001" cy="4469361"/>
+                  <wp:effectExtent l="0" t="0" r="0" b="0"/>
+                  <wp:docPr id="223" name="Picture 223" descr="image"/>
+                  <wp:cNvGraphicFramePr>
+                    <a:graphicFrameLocks noChangeAspect="1"/>
+                  </wp:cNvGraphicFramePr>
+                  <a:graphic>
+                    <a:graphicData uri="http://schemas.openxmlformats.org/drawingml/2006/picture">
+                      <pic:pic>
+                        <pic:nvPicPr>
+                          <pic:cNvPr id="223" name="Picture 223" descr="image"/>
+                          <pic:cNvPicPr>
+                            <a:picLocks noChangeAspect="1"/>
+                          </pic:cNvPicPr>
+                        </pic:nvPicPr>
+                        <pic:blipFill>
+                          <a:blip r:embed="rId31"/>
+                          <a:stretch>
+                            <a:fillRect/>
+                          </a:stretch>
+                        </pic:blipFill>
+                        <pic:spPr>
+                          <a:xfrm>
+                            <a:off x="0" y="0"/>
+                            <a:ext cx="2684001" cy="4469361"/>
                           </a:xfrm>
                           <a:prstGeom prst="rect">
                             <a:avLst/>
@@ -5754,23 +6345,23 @@
               </w:rPr>
               <w:drawing>
                 <wp:inline distT="0" distB="0" distL="0" distR="0">
-                  <wp:extent cx="2571750" cy="2857500"/>
+                  <wp:extent cx="195724" cy="167905"/>
                   <wp:effectExtent l="0" t="0" r="0" b="0"/>
-                  <wp:docPr id="163" name="Picture 163" descr="image"/>
+                  <wp:docPr id="224" name="Picture 224" descr="image"/>
                   <wp:cNvGraphicFramePr>
-                    <a:graphicFrameLocks xmlns:a="http://schemas.openxmlformats.org/drawingml/2006/main" noChangeAspect="1"/>
+                    <a:graphicFrameLocks noChangeAspect="1"/>
                   </wp:cNvGraphicFramePr>
-                  <a:graphic xmlns:a="http://schemas.openxmlformats.org/drawingml/2006/main">
+                  <a:graphic>
                     <a:graphicData uri="http://schemas.openxmlformats.org/drawingml/2006/picture">
-                      <pic:pic xmlns:pic="http://schemas.openxmlformats.org/drawingml/2006/picture">
+                      <pic:pic>
                         <pic:nvPicPr>
-                          <pic:cNvPr id="163" name="Picture 163" descr="image"/>
+                          <pic:cNvPr id="224" name="Picture 224" descr="image"/>
                           <pic:cNvPicPr>
                             <a:picLocks noChangeAspect="1"/>
                           </pic:cNvPicPr>
                         </pic:nvPicPr>
                         <pic:blipFill>
-                          <a:blip r:embed="rId5|rId32"/>
+                          <a:blip r:embed="rId5"/>
                           <a:stretch>
                             <a:fillRect/>
                           </a:stretch>
@@ -5778,7 +6369,44 @@
                         <pic:spPr>
                           <a:xfrm>
                             <a:off x="0" y="0"/>
-                            <a:ext cx="2571750" cy="2857500"/>
+                            <a:ext cx="195724" cy="167905"/>
+                          </a:xfrm>
+                          <a:prstGeom prst="rect">
+                            <a:avLst/>
+                          </a:prstGeom>
+                        </pic:spPr>
+                      </pic:pic>
+                    </a:graphicData>
+                  </a:graphic>
+                </wp:inline>
+              </w:drawing>
+              <w:drawing>
+                <wp:inline distT="0" distB="0" distL="0" distR="0">
+                  <wp:extent cx="2684001" cy="4335732"/>
+                  <wp:effectExtent l="0" t="0" r="0" b="0"/>
+                  <wp:docPr id="225" name="Picture 225" descr="image"/>
+                  <wp:cNvGraphicFramePr>
+                    <a:graphicFrameLocks noChangeAspect="1"/>
+                  </wp:cNvGraphicFramePr>
+                  <a:graphic>
+                    <a:graphicData uri="http://schemas.openxmlformats.org/drawingml/2006/picture">
+                      <pic:pic>
+                        <pic:nvPicPr>
+                          <pic:cNvPr id="225" name="Picture 225" descr="image"/>
+                          <pic:cNvPicPr>
+                            <a:picLocks noChangeAspect="1"/>
+                          </pic:cNvPicPr>
+                        </pic:nvPicPr>
+                        <pic:blipFill>
+                          <a:blip r:embed="rId32"/>
+                          <a:stretch>
+                            <a:fillRect/>
+                          </a:stretch>
+                        </pic:blipFill>
+                        <pic:spPr>
+                          <a:xfrm>
+                            <a:off x="0" y="0"/>
+                            <a:ext cx="2684001" cy="4335732"/>
                           </a:xfrm>
                           <a:prstGeom prst="rect">
                             <a:avLst/>
@@ -5847,23 +6475,23 @@
               </w:rPr>
               <w:drawing>
                 <wp:inline distT="0" distB="0" distL="0" distR="0">
-                  <wp:extent cx="2571750" cy="2857500"/>
+                  <wp:extent cx="195724" cy="167905"/>
                   <wp:effectExtent l="0" t="0" r="0" b="0"/>
-                  <wp:docPr id="164" name="Picture 164" descr="image"/>
+                  <wp:docPr id="226" name="Picture 226" descr="image"/>
                   <wp:cNvGraphicFramePr>
-                    <a:graphicFrameLocks xmlns:a="http://schemas.openxmlformats.org/drawingml/2006/main" noChangeAspect="1"/>
+                    <a:graphicFrameLocks noChangeAspect="1"/>
                   </wp:cNvGraphicFramePr>
-                  <a:graphic xmlns:a="http://schemas.openxmlformats.org/drawingml/2006/main">
+                  <a:graphic>
                     <a:graphicData uri="http://schemas.openxmlformats.org/drawingml/2006/picture">
-                      <pic:pic xmlns:pic="http://schemas.openxmlformats.org/drawingml/2006/picture">
+                      <pic:pic>
                         <pic:nvPicPr>
-                          <pic:cNvPr id="164" name="Picture 164" descr="image"/>
+                          <pic:cNvPr id="226" name="Picture 226" descr="image"/>
                           <pic:cNvPicPr>
                             <a:picLocks noChangeAspect="1"/>
                           </pic:cNvPicPr>
                         </pic:nvPicPr>
                         <pic:blipFill>
-                          <a:blip r:embed="rId6|rId33"/>
+                          <a:blip r:embed="rId6"/>
                           <a:stretch>
                             <a:fillRect/>
                           </a:stretch>
@@ -5871,7 +6499,44 @@
                         <pic:spPr>
                           <a:xfrm>
                             <a:off x="0" y="0"/>
-                            <a:ext cx="2571750" cy="2857500"/>
+                            <a:ext cx="195724" cy="167905"/>
+                          </a:xfrm>
+                          <a:prstGeom prst="rect">
+                            <a:avLst/>
+                          </a:prstGeom>
+                        </pic:spPr>
+                      </pic:pic>
+                    </a:graphicData>
+                  </a:graphic>
+                </wp:inline>
+              </w:drawing>
+              <w:drawing>
+                <wp:inline distT="0" distB="0" distL="0" distR="0">
+                  <wp:extent cx="2684001" cy="4441542"/>
+                  <wp:effectExtent l="0" t="0" r="0" b="0"/>
+                  <wp:docPr id="227" name="Picture 227" descr="image"/>
+                  <wp:cNvGraphicFramePr>
+                    <a:graphicFrameLocks noChangeAspect="1"/>
+                  </wp:cNvGraphicFramePr>
+                  <a:graphic>
+                    <a:graphicData uri="http://schemas.openxmlformats.org/drawingml/2006/picture">
+                      <pic:pic>
+                        <pic:nvPicPr>
+                          <pic:cNvPr id="227" name="Picture 227" descr="image"/>
+                          <pic:cNvPicPr>
+                            <a:picLocks noChangeAspect="1"/>
+                          </pic:cNvPicPr>
+                        </pic:nvPicPr>
+                        <pic:blipFill>
+                          <a:blip r:embed="rId33"/>
+                          <a:stretch>
+                            <a:fillRect/>
+                          </a:stretch>
+                        </pic:blipFill>
+                        <pic:spPr>
+                          <a:xfrm>
+                            <a:off x="0" y="0"/>
+                            <a:ext cx="2684001" cy="4441542"/>
                           </a:xfrm>
                           <a:prstGeom prst="rect">
                             <a:avLst/>
@@ -5935,23 +6600,23 @@
               </w:rPr>
               <w:drawing>
                 <wp:inline distT="0" distB="0" distL="0" distR="0">
-                  <wp:extent cx="2571750" cy="2857500"/>
+                  <wp:extent cx="195724" cy="167905"/>
                   <wp:effectExtent l="0" t="0" r="0" b="0"/>
-                  <wp:docPr id="165" name="Picture 165" descr="image"/>
+                  <wp:docPr id="228" name="Picture 228" descr="image"/>
                   <wp:cNvGraphicFramePr>
-                    <a:graphicFrameLocks xmlns:a="http://schemas.openxmlformats.org/drawingml/2006/main" noChangeAspect="1"/>
+                    <a:graphicFrameLocks noChangeAspect="1"/>
                   </wp:cNvGraphicFramePr>
-                  <a:graphic xmlns:a="http://schemas.openxmlformats.org/drawingml/2006/main">
+                  <a:graphic>
                     <a:graphicData uri="http://schemas.openxmlformats.org/drawingml/2006/picture">
-                      <pic:pic xmlns:pic="http://schemas.openxmlformats.org/drawingml/2006/picture">
+                      <pic:pic>
                         <pic:nvPicPr>
-                          <pic:cNvPr id="165" name="Picture 165" descr="image"/>
+                          <pic:cNvPr id="228" name="Picture 228" descr="image"/>
                           <pic:cNvPicPr>
                             <a:picLocks noChangeAspect="1"/>
                           </pic:cNvPicPr>
                         </pic:nvPicPr>
                         <pic:blipFill>
-                          <a:blip r:embed="rId6|rId34"/>
+                          <a:blip r:embed="rId6"/>
                           <a:stretch>
                             <a:fillRect/>
                           </a:stretch>
@@ -5959,7 +6624,44 @@
                         <pic:spPr>
                           <a:xfrm>
                             <a:off x="0" y="0"/>
-                            <a:ext cx="2571750" cy="2857500"/>
+                            <a:ext cx="195724" cy="167905"/>
+                          </a:xfrm>
+                          <a:prstGeom prst="rect">
+                            <a:avLst/>
+                          </a:prstGeom>
+                        </pic:spPr>
+                      </pic:pic>
+                    </a:graphicData>
+                  </a:graphic>
+                </wp:inline>
+              </w:drawing>
+              <w:drawing>
+                <wp:inline distT="0" distB="0" distL="0" distR="0">
+                  <wp:extent cx="2684001" cy="5557765"/>
+                  <wp:effectExtent l="0" t="0" r="0" b="0"/>
+                  <wp:docPr id="229" name="Picture 229" descr="image"/>
+                  <wp:cNvGraphicFramePr>
+                    <a:graphicFrameLocks noChangeAspect="1"/>
+                  </wp:cNvGraphicFramePr>
+                  <a:graphic>
+                    <a:graphicData uri="http://schemas.openxmlformats.org/drawingml/2006/picture">
+                      <pic:pic>
+                        <pic:nvPicPr>
+                          <pic:cNvPr id="229" name="Picture 229" descr="image"/>
+                          <pic:cNvPicPr>
+                            <a:picLocks noChangeAspect="1"/>
+                          </pic:cNvPicPr>
+                        </pic:nvPicPr>
+                        <pic:blipFill>
+                          <a:blip r:embed="rId34"/>
+                          <a:stretch>
+                            <a:fillRect/>
+                          </a:stretch>
+                        </pic:blipFill>
+                        <pic:spPr>
+                          <a:xfrm>
+                            <a:off x="0" y="0"/>
+                            <a:ext cx="2684001" cy="5557765"/>
                           </a:xfrm>
                           <a:prstGeom prst="rect">
                             <a:avLst/>
@@ -7850,23 +8552,23 @@
         </w:rPr>
         <w:drawing>
           <wp:inline distT="0" distB="0" distL="0" distR="0">
-            <wp:extent cx="3132000" cy="2286000"/>
+            <wp:extent cx="2879725" cy="2177395"/>
             <wp:effectExtent l="0" t="0" r="0" b="0"/>
-            <wp:docPr id="183" name="Picture 183" descr="image"/>
+            <wp:docPr id="230" name="Picture 230" descr="image"/>
             <wp:cNvGraphicFramePr>
-              <a:graphicFrameLocks xmlns:a="http://schemas.openxmlformats.org/drawingml/2006/main" noChangeAspect="1"/>
+              <a:graphicFrameLocks noChangeAspect="1"/>
             </wp:cNvGraphicFramePr>
-            <a:graphic xmlns:a="http://schemas.openxmlformats.org/drawingml/2006/main">
+            <a:graphic>
               <a:graphicData uri="http://schemas.openxmlformats.org/drawingml/2006/picture">
-                <pic:pic xmlns:pic="http://schemas.openxmlformats.org/drawingml/2006/picture">
+                <pic:pic>
                   <pic:nvPicPr>
-                    <pic:cNvPr id="183" name="Picture 183" descr="image"/>
+                    <pic:cNvPr id="230" name="Picture 230" descr="image"/>
                     <pic:cNvPicPr>
                       <a:picLocks noChangeAspect="1"/>
                     </pic:cNvPicPr>
                   </pic:nvPicPr>
                   <pic:blipFill>
-                    <a:blip r:embed="rId49|rId50"/>
+                    <a:blip r:embed="rId49"/>
                     <a:stretch>
                       <a:fillRect/>
                     </a:stretch>
@@ -7874,7 +8576,44 @@
                   <pic:spPr>
                     <a:xfrm>
                       <a:off x="0" y="0"/>
-                      <a:ext cx="3132000" cy="2286000"/>
+                      <a:ext cx="2879725" cy="2177395"/>
+                    </a:xfrm>
+                    <a:prstGeom prst="rect">
+                      <a:avLst/>
+                    </a:prstGeom>
+                  </pic:spPr>
+                </pic:pic>
+              </a:graphicData>
+            </a:graphic>
+          </wp:inline>
+        </w:drawing>
+        <w:drawing>
+          <wp:inline distT="0" distB="0" distL="0" distR="0">
+            <wp:extent cx="2879725" cy="2163741"/>
+            <wp:effectExtent l="0" t="0" r="0" b="0"/>
+            <wp:docPr id="231" name="Picture 231" descr="image"/>
+            <wp:cNvGraphicFramePr>
+              <a:graphicFrameLocks noChangeAspect="1"/>
+            </wp:cNvGraphicFramePr>
+            <a:graphic>
+              <a:graphicData uri="http://schemas.openxmlformats.org/drawingml/2006/picture">
+                <pic:pic>
+                  <pic:nvPicPr>
+                    <pic:cNvPr id="231" name="Picture 231" descr="image"/>
+                    <pic:cNvPicPr>
+                      <a:picLocks noChangeAspect="1"/>
+                    </pic:cNvPicPr>
+                  </pic:nvPicPr>
+                  <pic:blipFill>
+                    <a:blip r:embed="rId50"/>
+                    <a:stretch>
+                      <a:fillRect/>
+                    </a:stretch>
+                  </pic:blipFill>
+                  <pic:spPr>
+                    <a:xfrm>
+                      <a:off x="0" y="0"/>
+                      <a:ext cx="2879725" cy="2163741"/>
                     </a:xfrm>
                     <a:prstGeom prst="rect">
                       <a:avLst/>
@@ -9965,97 +10704,7 @@
 </w:document>
 </file>
 
-<file path=word\fontTable.xml><?xml version="1.0" encoding="utf-8"?>
-<w:fonts xmlns:mc="http://schemas.openxmlformats.org/markup-compatibility/2006" xmlns:r="http://schemas.openxmlformats.org/officeDocument/2006/relationships" xmlns:w="http://schemas.openxmlformats.org/wordprocessingml/2006/main" xmlns:w14="http://schemas.microsoft.com/office/word/2010/wordml" mc:Ignorable="w14">
-  <w:font w:name="Times New Roman">
-    <w:panose1 w:val="02020603050405020304"/>
-    <w:charset w:val="00"/>
-    <w:family w:val="roman"/>
-    <w:pitch w:val="variable"/>
-    <w:sig w:usb0="20007A87" w:usb1="80000000" w:usb2="00000008" w:usb3="00000000" w:csb0="000001FF" w:csb1="00000000"/>
-  </w:font>
-  <w:font w:name="宋体">
-    <w:panose1 w:val="02010600030101010101"/>
-    <w:charset w:val="86"/>
-    <w:family w:val="auto"/>
-    <w:pitch w:val="default"/>
-    <w:sig w:usb0="00000003" w:usb1="288F0000" w:usb2="00000006" w:usb3="00000000" w:csb0="00040001" w:csb1="00000000"/>
-  </w:font>
-  <w:font w:name="Wingdings">
-    <w:panose1 w:val="05000000000000000000"/>
-    <w:charset w:val="02"/>
-    <w:family w:val="auto"/>
-    <w:pitch w:val="default"/>
-    <w:sig w:usb0="00000000" w:usb1="00000000" w:usb2="00000000" w:usb3="00000000" w:csb0="80000000" w:csb1="00000000"/>
-  </w:font>
-  <w:font w:name="Arial">
-    <w:panose1 w:val="020B0604020202020204"/>
-    <w:charset w:val="01"/>
-    <w:family w:val="swiss"/>
-    <w:pitch w:val="default"/>
-    <w:sig w:usb0="E0002EFF" w:usb1="C000785B" w:usb2="00000009" w:usb3="00000000" w:csb0="400001FF" w:csb1="FFFF0000"/>
-  </w:font>
-  <w:font w:name="黑体">
-    <w:panose1 w:val="02010609060101010101"/>
-    <w:charset w:val="86"/>
-    <w:family w:val="auto"/>
-    <w:pitch w:val="default"/>
-    <w:sig w:usb0="800002BF" w:usb1="38CF7CFA" w:usb2="00000016" w:usb3="00000000" w:csb0="00040001" w:csb1="00000000"/>
-  </w:font>
-  <w:font w:name="Courier New">
-    <w:panose1 w:val="02070309020205020404"/>
-    <w:charset w:val="01"/>
-    <w:family w:val="modern"/>
-    <w:pitch w:val="default"/>
-    <w:sig w:usb0="E0002EFF" w:usb1="C0007843" w:usb2="00000009" w:usb3="00000000" w:csb0="400001FF" w:csb1="FFFF0000"/>
-  </w:font>
-  <w:font w:name="Symbol">
-    <w:panose1 w:val="05050102010706020507"/>
-    <w:charset w:val="02"/>
-    <w:family w:val="roman"/>
-    <w:pitch w:val="default"/>
-    <w:sig w:usb0="00000000" w:usb1="00000000" w:usb2="00000000" w:usb3="00000000" w:csb0="80000000" w:csb1="00000000"/>
-  </w:font>
-  <w:font w:name="Calibri">
-    <w:panose1 w:val="020F0502020204030204"/>
-    <w:charset w:val="00"/>
-    <w:family w:val="swiss"/>
-    <w:pitch w:val="default"/>
-    <w:sig w:usb0="E4002EFF" w:usb1="C000247B" w:usb2="00000009" w:usb3="00000000" w:csb0="200001FF" w:csb1="00000000"/>
-  </w:font>
-  <w:font w:name="华文中宋">
-    <w:panose1 w:val="02010600040101010101"/>
-    <w:charset w:val="86"/>
-    <w:family w:val="auto"/>
-    <w:pitch w:val="default"/>
-    <w:sig w:usb0="00000287" w:usb1="080F0000" w:usb2="00000000" w:usb3="00000000" w:csb0="0004009F" w:csb1="DFD70000"/>
-  </w:font>
-  <w:font w:name="等线">
-    <w:panose1 w:val="02010600030101010101"/>
-    <w:charset w:val="86"/>
-    <w:family w:val="auto"/>
-    <w:pitch w:val="default"/>
-    <w:sig w:usb0="A00002BF" w:usb1="38CF7CFA" w:usb2="00000016" w:usb3="00000000" w:csb0="0004000F" w:csb1="00000000"/>
-  </w:font>
-  <w:font w:name="inherit">
-    <w:altName w:val="Cambria"/>
-    <w:panose1 w:val="00000000000000000000"/>
-    <w:charset w:val="00"/>
-    <w:family w:val="roman"/>
-    <w:pitch w:val="default"/>
-    <w:sig w:usb0="00000000" w:usb1="00000000" w:usb2="00000000" w:usb3="00000000" w:csb0="00000000" w:csb1="00000000"/>
-  </w:font>
-  <w:font w:name="Cambria">
-    <w:panose1 w:val="02040503050406030204"/>
-    <w:charset w:val="00"/>
-    <w:family w:val="auto"/>
-    <w:pitch w:val="default"/>
-    <w:sig w:usb0="E00006FF" w:usb1="420024FF" w:usb2="02000000" w:usb3="00000000" w:csb0="2000019F" w:csb1="00000000"/>
-  </w:font>
-</w:fonts>
-</file>
-
-<file path=word\footer1.xml><?xml version="1.0" encoding="utf-8"?>
+<file path=word/footer1.xml><?xml version="1.0" encoding="utf-8"?>
 <w:ftr xmlns:w="http://schemas.openxmlformats.org/wordprocessingml/2006/main">
   <w:p>
     <w:pPr>
@@ -10135,62 +10784,7 @@
 </w:ftr>
 </file>
 
-<file path=word\settings.xml><?xml version="1.0" encoding="utf-8"?>
-<w:settings xmlns:mc="http://schemas.openxmlformats.org/markup-compatibility/2006" xmlns:o="urn:schemas-microsoft-com:office:office" xmlns:r="http://schemas.openxmlformats.org/officeDocument/2006/relationships" xmlns:m="http://schemas.openxmlformats.org/officeDocument/2006/math" xmlns:v="urn:schemas-microsoft-com:vml" xmlns:w10="urn:schemas-microsoft-com:office:word" xmlns:w="http://schemas.openxmlformats.org/wordprocessingml/2006/main" xmlns:w14="http://schemas.microsoft.com/office/word/2010/wordml" xmlns:sl="http://schemas.openxmlformats.org/schemaLibrary/2006/main" xmlns:wpsCustomData="http://www.wps.cn/officeDocument/2013/wpsCustomData" mc:Ignorable="w14">
-  <w:zoom w:percent="90"/>
-  <w:doNotDisplayPageBoundaries w:val="1"/>
-  <w:bordersDoNotSurroundHeader w:val="1"/>
-  <w:bordersDoNotSurroundFooter w:val="1"/>
-  <w:documentProtection w:enforcement="0"/>
-  <w:defaultTabStop w:val="420"/>
-  <w:drawingGridVerticalSpacing w:val="156"/>
-  <w:displayHorizontalDrawingGridEvery w:val="0"/>
-  <w:displayVerticalDrawingGridEvery w:val="2"/>
-  <w:characterSpacingControl w:val="compressPunctuation"/>
-  <w:compat>
-    <w:spaceForUL/>
-    <w:balanceSingleByteDoubleByteWidth/>
-    <w:doNotLeaveBackslashAlone/>
-    <w:ulTrailSpace/>
-    <w:doNotExpandShiftReturn/>
-    <w:adjustLineHeightInTable/>
-    <w:useFELayout/>
-    <w:compatSetting w:name="compatibilityMode" w:uri="http://schemas.microsoft.com/office/word" w:val="15"/>
-    <w:compatSetting w:name="overrideTableStyleFontSizeAndJustification" w:uri="http://schemas.microsoft.com/office/word" w:val="1"/>
-    <w:compatSetting w:name="enableOpenTypeFeatures" w:uri="http://schemas.microsoft.com/office/word" w:val="1"/>
-    <w:compatSetting w:name="doNotFlipMirrorIndents" w:uri="http://schemas.microsoft.com/office/word" w:val="1"/>
-    <w:compatSetting w:name="differentiateMultirowTableHeaders" w:uri="http://schemas.microsoft.com/office/word" w:val="1"/>
-  </w:compat>
-  <w:docVars>
-    <w:docVar w:name="commondata" w:val="eyJoZGlkIjoiMTJjOTliOWEzNGZkYWMxZTc0YzRjYWFkOTAyYjIwOWEifQ=="/>
-  </w:docVars>
-  <w:rsids>
-    <w:rsidRoot w:val="00FC2CC5"/>
-    <w:rsid w:val="001971B3"/>
-    <w:rsid w:val="00F32A6A"/>
-    <w:rsid w:val="00FC2CC5"/>
-    <w:rsid w:val="00FE6762"/>
-    <w:rsid w:val="0E537A6B"/>
-  </w:rsids>
-  <m:mathPr>
-    <m:mathFont m:val="Cambria Math"/>
-    <m:brkBin m:val="before"/>
-    <m:brkBinSub m:val="--"/>
-    <m:smallFrac m:val="0"/>
-    <m:dispDef/>
-    <m:lMargin m:val="0"/>
-    <m:rMargin m:val="0"/>
-    <m:defJc m:val="centerGroup"/>
-    <m:wrapIndent m:val="1440"/>
-    <m:intLim m:val="subSup"/>
-    <m:naryLim m:val="undOvr"/>
-  </m:mathPr>
-  <w:themeFontLang w:val="en-US" w:eastAsia="zh-CN"/>
-  <w:clrSchemeMapping w:bg1="light1" w:t1="dark1" w:bg2="light2" w:t2="dark2" w:accent1="accent1" w:accent2="accent2" w:accent3="accent3" w:accent4="accent4" w:accent5="accent5" w:accent6="accent6" w:hyperlink="hyperlink" w:followedHyperlink="followedHyperlink"/>
-</w:settings>
-</file>
-
-<file path=word\styles.xml><?xml version="1.0" encoding="utf-8"?>
+<file path=word/styles.xml><?xml version="1.0" encoding="utf-8"?>
 <w:styles xmlns:mc="http://schemas.openxmlformats.org/markup-compatibility/2006" xmlns:o="urn:schemas-microsoft-com:office:office" xmlns:r="http://schemas.openxmlformats.org/officeDocument/2006/relationships" xmlns:m="http://schemas.openxmlformats.org/officeDocument/2006/math" xmlns:v="urn:schemas-microsoft-com:vml" xmlns:w="http://schemas.openxmlformats.org/wordprocessingml/2006/main" xmlns:w14="http://schemas.microsoft.com/office/word/2010/wordml" xmlns:w10="urn:schemas-microsoft-com:office:word" xmlns:sl="http://schemas.openxmlformats.org/schemaLibrary/2006/main" xmlns:wpsCustomData="http://www.wps.cn/officeDocument/2013/wpsCustomData" mc:Ignorable="w14">
   <w:docDefaults>
     <w:rPrDefault>
@@ -10582,7 +11176,7 @@
 </w:styles>
 </file>
 
-<file path=word\theme\theme1.xml><?xml version="1.0" encoding="utf-8"?>
+<file path=word/theme/theme1.xml><?xml version="1.0" encoding="utf-8"?>
 <a:theme xmlns:a="http://schemas.openxmlformats.org/drawingml/2006/main" name="Office 主题​​">
   <a:themeElements>
     <a:clrScheme name="Office">
